--- a/docs/作品介绍文档.docx
+++ b/docs/作品介绍文档.docx
@@ -98,7 +98,7 @@
           <w:b w:val="0"/>
           <w:sz w:val="21"/>
         </w:rPr>
-        <w:t>② 在「待投清单」里看按匹配度排序的岗位，点「准备」；</w:t>
+        <w:t>② 顶栏切到「AI 工作台」，左侧按匹配度列出待投岗位，选中一个；</w:t>
       </w:r>
     </w:p>
     <w:p>
@@ -110,7 +110,7 @@
           <w:b w:val="0"/>
           <w:sz w:val="21"/>
         </w:rPr>
-        <w:t>③ 弹窗里点「启动求职 Agent」：模型先规划步骤，前两步本地执行（解析岗位、诊断差距），第三步流式改写简介并做事实核对，第四步生成求职信；</w:t>
+        <w:t>③ 点「启动 AI 工作流」：模型先规划步骤，前两步本地执行（解析岗位、诊断差距），第三步流式改写简介并做事实核对，第四步生成求职信；</w:t>
       </w:r>
     </w:p>
     <w:p>
@@ -298,7 +298,7 @@
           <w:b/>
           <w:sz w:val="21"/>
         </w:rPr>
-        <w:t>6. 交付完整：能打印、能过 ATS、能离线</w:t>
+        <w:t>6. 交付完整：能打印、能导出 Word / PDF、能过 ATS、能离线</w:t>
       </w:r>
     </w:p>
     <w:p>
@@ -310,7 +310,19 @@
           <w:b w:val="0"/>
           <w:sz w:val="21"/>
         </w:rPr>
-        <w:t>8 套模板、字体搭配、中英双语、手动分页与页码；双栏模板打印时改为「浮动侧栏 + 固定栏宽正文」，解决分栏无法跨页的问题；ATS 导出为纯文本并按 JD 检查关键词覆盖；PWA 外壳可离线打开。</w:t>
+        <w:t>8 套模板、字体搭配、中英双语、手动分页与页码；双栏模板打印时改为「浮动侧栏 + 固定栏宽正文」，解决分栏无法跨页的问题。</w:t>
+      </w:r>
+    </w:p>
+    <w:p>
+      <w:pPr>
+        <w:ind w:firstLine="420"/>
+      </w:pPr>
+      <w:r>
+        <w:rPr>
+          <w:b w:val="0"/>
+          <w:sz w:val="21"/>
+        </w:rPr>
+        <w:t>导出菜单分两类：数据备份（全部 / 当前简历 JSON）与交付格式（Word `.docx`、PDF 图片版、ATS 文本 / Markdown）。Word 用单列结构、只含中文主字段，便于招聘系统解析；PDF 图片版一键下载、所见即所得；需要可选中文字的 PDF 时用「打印 / PDF」。PWA 外壳可离线打开。</w:t>
       </w:r>
     </w:p>
     <w:p>
@@ -1120,6 +1132,36 @@
               <w:rPr>
                 <w:sz w:val="19"/>
               </w:rPr>
+              <w:t>docx / jsPDF + html-to-image</w:t>
+            </w:r>
+          </w:p>
+        </w:tc>
+        <w:tc>
+          <w:tcPr>
+            <w:tcW w:type="dxa" w:w="6009"/>
+          </w:tcPr>
+          <w:p>
+            <w:r/>
+            <w:r>
+              <w:rPr>
+                <w:sz w:val="19"/>
+              </w:rPr>
+              <w:t>浏览器端生成 Word 与图片版 PDF，无需服务端</w:t>
+            </w:r>
+          </w:p>
+        </w:tc>
+      </w:tr>
+      <w:tr>
+        <w:tc>
+          <w:tcPr>
+            <w:tcW w:type="dxa" w:w="3175"/>
+          </w:tcPr>
+          <w:p>
+            <w:r/>
+            <w:r>
+              <w:rPr>
+                <w:sz w:val="19"/>
+              </w:rPr>
               <w:t>Chrome MV3</w:t>
             </w:r>
           </w:p>
@@ -1409,7 +1451,60 @@
           <w:color w:val="60646B"/>
           <w:sz w:val="18"/>
         </w:rPr>
-        <w:t>图 4  待投清单：批量导入的岗位按匹配度排序，右侧可直接「准备」</w:t>
+        <w:t>图 4  待投清单：批量导入的岗位按匹配度排序，右侧可直接「AI 准备」</w:t>
+      </w:r>
+    </w:p>
+    <w:p>
+      <w:pPr>
+        <w:spacing w:before="80" w:after="40"/>
+        <w:jc w:val="center"/>
+      </w:pPr>
+      <w:r>
+        <w:drawing>
+          <wp:inline xmlns:a="http://schemas.openxmlformats.org/drawingml/2006/main" xmlns:pic="http://schemas.openxmlformats.org/drawingml/2006/picture">
+            <wp:extent cx="5400000" cy="3675000"/>
+            <wp:docPr id="5" name="Picture 5"/>
+            <wp:cNvGraphicFramePr>
+              <a:graphicFrameLocks noChangeAspect="1"/>
+            </wp:cNvGraphicFramePr>
+            <a:graphic>
+              <a:graphicData uri="http://schemas.openxmlformats.org/drawingml/2006/picture">
+                <pic:pic>
+                  <pic:nvPicPr>
+                    <pic:cNvPr id="0" name="workbench.png"/>
+                    <pic:cNvPicPr/>
+                  </pic:nvPicPr>
+                  <pic:blipFill>
+                    <a:blip r:embed="rId14"/>
+                    <a:stretch>
+                      <a:fillRect/>
+                    </a:stretch>
+                  </pic:blipFill>
+                  <pic:spPr>
+                    <a:xfrm>
+                      <a:off x="0" y="0"/>
+                      <a:ext cx="5400000" cy="3675000"/>
+                    </a:xfrm>
+                    <a:prstGeom prst="rect"/>
+                  </pic:spPr>
+                </pic:pic>
+              </a:graphicData>
+            </a:graphic>
+          </wp:inline>
+        </w:drawing>
+      </w:r>
+    </w:p>
+    <w:p>
+      <w:pPr>
+        <w:spacing w:after="160"/>
+        <w:jc w:val="center"/>
+      </w:pPr>
+      <w:r>
+        <w:rPr>
+          <w:color w:val="60646B"/>
+          <w:sz w:val="18"/>
+        </w:rPr>
+        <w:t>图 5  AI 工作台：左侧选目标岗位，右侧是四步流水线与执行说明</w:t>
       </w:r>
     </w:p>
     <w:p>
